--- a/Доверенность ГИБДД и страховые Гросс А.В..docx
+++ b/Доверенность ГИБДД и страховые Гросс А.В..docx
@@ -78,7 +78,7 @@
         <w:rPr>
           <w:b w:val="0"/>
         </w:rPr>
-        <w:t>представлять интересы ООО «РОЛЛ ЭКС» в подразделениях Госавтоинспекции (МРЭО ГИБДД МВД РФ), страховых компаниях и иных уполномоченных органах, для чего Гросс Арине Викторовне предоставляются следующие полномочия:</w:t>
+        <w:t>представлять интересы ООО «РОЛЛ ЭКС» в подразделениях Госавтоинспекции (МРЭО ГИБДД МВД РФ), страховых компаниях и иных уполномоченных органах, в том числе в связи с установкой ООО «РОЛЛ ЭКС» на транспортные средства газобаллонного оборудования (ГБО) и внесением изменений в конструкцию транспортных средств, для чего Гросс Арине Викторовне предоставляются следующие полномочия:</w:t>
       </w:r>
     </w:p>
     <w:p>
@@ -163,6 +163,18 @@
           <w:b w:val="0"/>
         </w:rPr>
         <w:t>7. Подавать любые заявления, давать пояснения, расписываться в получении документов и знаков, а также совершать все иные законные действия и формальности, связанные с выполнением настоящего поручения.</w:t>
+      </w:r>
+    </w:p>
+    <w:p>
+      <w:pPr>
+        <w:ind w:firstLine="709"/>
+        <w:jc w:val="both"/>
+      </w:pPr>
+      <w:r>
+        <w:rPr>
+          <w:b w:val="0"/>
+        </w:rPr>
+        <w:t>8. Оформлять изменения и дополнения конструкции транспортных средств, установку дополнительного оборудования, в том числе газобаллонного оборудования (ГБО): подавать заявления и декларации, получать заключения о возможности внесения изменений в конструкцию, свидетельства о соответствии транспортного средства с внесёнными в его конструкцию изменениями требованиям безопасности, представлять транспортные средства на осмотр и проверку, вносить данные об установленном ГБО и иных изменениях конструкции в ПТС, СТС и регистрационные данные, а также получать оформленные документы.</w:t>
       </w:r>
     </w:p>
     <w:p>
